--- a/Пояснювальна записка до контрольної роботи Глумний ІТ-32-1.docx
+++ b/Пояснювальна записка до контрольної роботи Глумний ІТ-32-1.docx
@@ -7663,7 +7663,9 @@
       </w:r>
       <w:r>
         <w:br/>
-        <w:t>https://github.com/dimaSoloviov/web_kontrolna</w:t>
+      </w:r>
+      <w:r>
+        <w:t>https://github.com/doomedd/toyshop-project</w:t>
       </w:r>
     </w:p>
     <w:sectPr>
@@ -12213,6 +12215,7 @@
   <w:style w:type="character" w:default="1" w:styleId="a0">
     <w:name w:val="Default Paragraph Font"/>
     <w:uiPriority w:val="1"/>
+    <w:semiHidden/>
     <w:unhideWhenUsed/>
   </w:style>
   <w:style w:type="table" w:default="1" w:styleId="a1">
